--- a/templates/einsatzbestaetigung.docx
+++ b/templates/einsatzbestaetigung.docx
@@ -224,114 +224,81 @@
         </w:rPr>
       </w:pPr>
     </w:p>
-    <w:p>
-      <w:pPr>
-        <w:rPr>
-          <w:rFonts w:ascii="Bahnschrift Light SemiCondensed" w:hAnsi="Bahnschrift Light SemiCondensed" w:cs="Arial"/>
-        </w:rPr>
-      </w:pPr>
-      <w:r>
-        <w:rPr>
-          <w:rFonts w:ascii="Bahnschrift Light SemiCondensed" w:hAnsi="Bahnschrift Light SemiCondensed" w:cs="Arial"/>
-        </w:rPr>
-        <w:t>UNTERSCHRIFT KUND:IN</w:t>
-      </w:r>
-      <w:r>
-        <w:rPr>
-          <w:rFonts w:ascii="Bahnschrift Light SemiCondensed" w:hAnsi="Bahnschrift Light SemiCondensed" w:cs="Arial"/>
-        </w:rPr>
-        <w:tab/>
-      </w:r>
-      <w:r>
-        <w:rPr>
-          <w:rFonts w:ascii="Bahnschrift Light SemiCondensed" w:hAnsi="Bahnschrift Light SemiCondensed" w:cs="Arial"/>
-        </w:rPr>
-        <w:tab/>
-      </w:r>
-      <w:r>
-        <w:rPr>
-          <w:rFonts w:ascii="Bahnschrift Light SemiCondensed" w:hAnsi="Bahnschrift Light SemiCondensed" w:cs="Arial"/>
-        </w:rPr>
-        <w:tab/>
-      </w:r>
-      <w:r>
-        <w:rPr>
-          <w:rFonts w:ascii="Bahnschrift Light SemiCondensed" w:hAnsi="Bahnschrift Light SemiCondensed" w:cs="Arial"/>
-        </w:rPr>
-        <w:tab/>
-      </w:r>
-      <w:r>
-        <w:rPr>
-          <w:rFonts w:ascii="Bahnschrift Light SemiCondensed" w:hAnsi="Bahnschrift Light SemiCondensed" w:cs="Arial"/>
-        </w:rPr>
-        <w:tab/>
-      </w:r>
-      <w:r>
-        <w:rPr>
-          <w:rFonts w:ascii="Bahnschrift Light SemiCondensed" w:hAnsi="Bahnschrift Light SemiCondensed" w:cs="Arial"/>
-        </w:rPr>
-        <w:tab/>
-        <w:t xml:space="preserve">              Unterschrift VERANSTALTER:IN</w:t>
-      </w:r>
-    </w:p>
-    <w:p>
-      <w:pPr>
-        <w:rPr>
-          <w:rFonts w:ascii="Bahnschrift Light SemiCondensed" w:hAnsi="Bahnschrift Light SemiCondensed" w:cs="Arial"/>
-        </w:rPr>
-      </w:pPr>
-    </w:p>
-    <w:p>
-      <w:r>
-        <w:rPr>
-          <w:rFonts w:ascii="Bahnschrift Light SemiCondensed" w:hAnsi="Bahnschrift Light SemiCondensed" w:cs="Arial"/>
-        </w:rPr>
-        <w:t>_________________________</w:t>
-      </w:r>
-      <w:r>
-        <w:rPr>
-          <w:rFonts w:ascii="Bahnschrift Light SemiCondensed" w:hAnsi="Bahnschrift Light SemiCondensed" w:cs="Arial"/>
-        </w:rPr>
-        <w:tab/>
-      </w:r>
-      <w:r>
-        <w:rPr>
-          <w:rFonts w:ascii="Bahnschrift Light SemiCondensed" w:hAnsi="Bahnschrift Light SemiCondensed" w:cs="Arial"/>
-        </w:rPr>
-        <w:tab/>
-      </w:r>
-      <w:r>
-        <w:rPr>
-          <w:rFonts w:ascii="Bahnschrift Light SemiCondensed" w:hAnsi="Bahnschrift Light SemiCondensed" w:cs="Arial"/>
-        </w:rPr>
-        <w:tab/>
-      </w:r>
-      <w:r>
-        <w:rPr>
-          <w:rFonts w:ascii="Bahnschrift Light SemiCondensed" w:hAnsi="Bahnschrift Light SemiCondensed" w:cs="Arial"/>
-        </w:rPr>
-        <w:tab/>
-      </w:r>
-      <w:r>
-        <w:rPr>
-          <w:rFonts w:ascii="Bahnschrift Light SemiCondensed" w:hAnsi="Bahnschrift Light SemiCondensed" w:cs="Arial"/>
-        </w:rPr>
-        <w:tab/>
-      </w:r>
-      <w:r>
-        <w:rPr>
-          <w:rFonts w:ascii="Bahnschrift Light SemiCondensed" w:hAnsi="Bahnschrift Light SemiCondensed" w:cs="Arial"/>
-        </w:rPr>
-        <w:tab/>
-      </w:r>
-      <w:r>
-        <w:rPr>
-          <w:rFonts w:ascii="Bahnschrift Light SemiCondensed" w:hAnsi="Bahnschrift Light SemiCondensed" w:cs="Arial"/>
-        </w:rPr>
-        <w:tab/>
-        <w:t>________________________________</w:t>
-      </w:r>
-    </w:p>
+    <w:tbl>
+      <w:tblPr>
+        <w:tblW w:type="auto" w:w="0"/>
+        <w:tblLayout w:type="autofit"/>
+        <w:tblLook w:firstColumn="1" w:firstRow="1" w:lastColumn="0" w:lastRow="0" w:noHBand="0" w:noVBand="1" w:val="04A0"/>
+      </w:tblPr>
+      <w:tblGrid>
+        <w:gridCol w:w="4536"/>
+        <w:gridCol w:w="4536"/>
+      </w:tblGrid>
+      <w:tr>
+        <w:tc>
+          <w:tcPr>
+            <w:tcW w:type="dxa" w:w="4536"/>
+            <w:tcBorders>
+              <w:top w:val="nil"/>
+              <w:left w:val="nil"/>
+              <w:bottom w:val="nil"/>
+              <w:right w:val="nil"/>
+              <w:insideH w:val="nil"/>
+              <w:insideV w:val="nil"/>
+            </w:tcBorders>
+          </w:tcPr>
+          <w:p>
+            <w:r>
+              <w:rPr>
+                <w:b/>
+              </w:rPr>
+              <w:t>UNTERSCHRIFT KUNDE:</w:t>
+            </w:r>
+          </w:p>
+          <w:p/>
+          <w:p/>
+          <w:p>
+            <w:r>
+              <w:rPr>
+                <w:b w:val="0"/>
+              </w:rPr>
+              <w:t>_________________________</w:t>
+            </w:r>
+          </w:p>
+        </w:tc>
+        <w:tc>
+          <w:tcPr>
+            <w:tcW w:type="dxa" w:w="4536"/>
+            <w:tcBorders>
+              <w:top w:val="nil"/>
+              <w:left w:val="nil"/>
+              <w:bottom w:val="nil"/>
+              <w:right w:val="nil"/>
+              <w:insideH w:val="nil"/>
+              <w:insideV w:val="nil"/>
+            </w:tcBorders>
+          </w:tcPr>
+          <w:p>
+            <w:r>
+              <w:rPr>
+                <w:b/>
+              </w:rPr>
+              <w:t>UNTERSCHRIFT VERANSTALTER:</w:t>
+            </w:r>
+          </w:p>
+          <w:p/>
+          <w:p/>
+          <w:p>
+            <w:r>
+              <w:rPr>
+                <w:b w:val="0"/>
+              </w:rPr>
+              <w:t>_________________________</w:t>
+            </w:r>
+          </w:p>
+        </w:tc>
+      </w:tr>
+    </w:tbl>
     <w:sectPr>
       <w:headerReference w:type="default" r:id="rId6"/>
       <w:pgSz w:w="11906" w:h="16838"/>
